--- a/Outputs/Tables/T1.docx
+++ b/Outputs/Tables/T1.docx
@@ -7593,6 +7593,45 @@
                 <w:color w:val="000000"/>
               </w:rPr>
             </w:pPr>
+            <w:r>
+              <w:rPr>
+                <w:rFonts w:ascii="Times New Roman" w:hAnsi="Times New Roman" w:eastAsia="Times New Roman" w:cs="Times New Roman"/>
+                <w:i w:val="true"/>
+                <w:b w:val="false"/>
+                <w:u w:val="none"/>
+                <w:strike w:val="false"/>
+                <w:sz w:val="12"/>
+                <w:szCs w:val="12"/>
+                <w:color w:val="000000"/>
+              </w:rPr>
+              <w:t xml:space="preserve">Abbreviations: FTC = follicular thyroid carcinoma; IEFVPTC = invasive encapsulated follicular variant of papillary thyroid carcinoma; M = metastasis; N = lymph node; PTC = papillary thyroid carcinoma; T = tumor</w:t>
+            </w:r>
+            <w:r>
+              <w:rPr>
+                <w:rFonts w:ascii="Times New Roman" w:hAnsi="Times New Roman" w:eastAsia="Times New Roman" w:cs="Times New Roman"/>
+                <w:i w:val="true"/>
+                <w:b w:val="false"/>
+                <w:u w:val="none"/>
+                <w:strike w:val="false"/>
+                <w:sz w:val="12"/>
+                <w:szCs w:val="12"/>
+                <w:color w:val="000000"/>
+              </w:rPr>
+              <w:br/>
+            </w:r>
+            <w:r>
+              <w:rPr>
+                <w:rFonts w:ascii="Times New Roman" w:hAnsi="Times New Roman" w:eastAsia="Times New Roman" w:cs="Times New Roman"/>
+                <w:i w:val="true"/>
+                <w:b w:val="false"/>
+                <w:u w:val="none"/>
+                <w:strike w:val="false"/>
+                <w:sz w:val="12"/>
+                <w:szCs w:val="12"/>
+                <w:color w:val="000000"/>
+              </w:rPr>
+              <w:br/>
+            </w:r>
             <w:r>
               <w:rPr>
                 <w:rFonts w:ascii="Times New Roman" w:hAnsi="Times New Roman" w:eastAsia="Times New Roman" w:cs="Times New Roman"/>

--- a/Outputs/Tables/T1.docx
+++ b/Outputs/Tables/T1.docx
@@ -1942,7 +1942,7 @@
                 <w:szCs w:val="21"/>
                 <w:color w:val="000000"/>
               </w:rPr>
-              <w:t xml:space="preserve">2006-2009</w:t>
+              <w:t xml:space="preserve">2006–2009</w:t>
             </w:r>
           </w:p>
         </w:tc>
@@ -2222,7 +2222,7 @@
                 <w:szCs w:val="21"/>
                 <w:color w:val="000000"/>
               </w:rPr>
-              <w:t xml:space="preserve">2010-2013</w:t>
+              <w:t xml:space="preserve">2010–2013</w:t>
             </w:r>
           </w:p>
         </w:tc>
@@ -2502,7 +2502,7 @@
                 <w:szCs w:val="21"/>
                 <w:color w:val="000000"/>
               </w:rPr>
-              <w:t xml:space="preserve">2014-2017</w:t>
+              <w:t xml:space="preserve">2014–2017</w:t>
             </w:r>
           </w:p>
         </w:tc>
@@ -2782,7 +2782,7 @@
                 <w:szCs w:val="21"/>
                 <w:color w:val="000000"/>
               </w:rPr>
-              <w:t xml:space="preserve">2018-2021</w:t>
+              <w:t xml:space="preserve">2018–2021</w:t>
             </w:r>
           </w:p>
         </w:tc>
